--- a/ПР4 Щелкунов А Д.docx
+++ b/ПР4 Щелкунов А Д.docx
@@ -43,6 +43,10 @@
         </w:rPr>
       </w:pPr>
       <w:r>
+        <w:rPr>
+          <w:noProof/>
+          <w:lang w:eastAsia="ru-RU"/>
+        </w:rPr>
         <w:drawing>
           <wp:inline distT="0" distB="0" distL="0" distR="0" wp14:anchorId="19CE213B" wp14:editId="13DDA2F6">
             <wp:extent cx="5510642" cy="2377440"/>
@@ -111,8 +115,10 @@
       </w:r>
       <w:r>
         <w:rPr>
-          <w:sz w:val="28"/>
-          <w:szCs w:val="28"/>
+          <w:noProof/>
+          <w:sz w:val="28"/>
+          <w:szCs w:val="28"/>
+          <w:lang w:eastAsia="ru-RU"/>
         </w:rPr>
         <w:drawing>
           <wp:inline distT="0" distB="0" distL="0" distR="0" wp14:anchorId="05EA9516" wp14:editId="62A62D5F">
@@ -218,7 +224,8 @@
       </w:pPr>
       <w:r>
         <w:rPr>
-          <w:lang w:val="en-US"/>
+          <w:noProof/>
+          <w:lang w:eastAsia="ru-RU"/>
         </w:rPr>
         <w:drawing>
           <wp:inline distT="0" distB="0" distL="0" distR="0" wp14:anchorId="1D35E8E0" wp14:editId="67387A08">
@@ -296,8 +303,10 @@
       </w:r>
       <w:r>
         <w:rPr>
-          <w:sz w:val="28"/>
-          <w:szCs w:val="28"/>
+          <w:noProof/>
+          <w:sz w:val="28"/>
+          <w:szCs w:val="28"/>
+          <w:lang w:eastAsia="ru-RU"/>
         </w:rPr>
         <w:drawing>
           <wp:inline distT="0" distB="0" distL="0" distR="0" wp14:anchorId="4F46B38C" wp14:editId="371DEA25">
@@ -368,8 +377,10 @@
       </w:pPr>
       <w:r>
         <w:rPr>
-          <w:sz w:val="28"/>
-          <w:szCs w:val="28"/>
+          <w:noProof/>
+          <w:sz w:val="28"/>
+          <w:szCs w:val="28"/>
+          <w:lang w:eastAsia="ru-RU"/>
         </w:rPr>
         <w:drawing>
           <wp:inline distT="0" distB="0" distL="0" distR="0" wp14:anchorId="36941518" wp14:editId="0269AE58">
@@ -440,8 +451,10 @@
       </w:pPr>
       <w:r>
         <w:rPr>
-          <w:sz w:val="28"/>
-          <w:szCs w:val="28"/>
+          <w:noProof/>
+          <w:sz w:val="28"/>
+          <w:szCs w:val="28"/>
+          <w:lang w:eastAsia="ru-RU"/>
         </w:rPr>
         <w:lastRenderedPageBreak/>
         <w:drawing>
@@ -490,8 +503,10 @@
       </w:pPr>
       <w:r>
         <w:rPr>
-          <w:sz w:val="28"/>
-          <w:szCs w:val="28"/>
+          <w:noProof/>
+          <w:sz w:val="28"/>
+          <w:szCs w:val="28"/>
+          <w:lang w:eastAsia="ru-RU"/>
         </w:rPr>
         <w:drawing>
           <wp:inline distT="0" distB="0" distL="0" distR="0" wp14:anchorId="570466C9" wp14:editId="48F29301">
@@ -562,8 +577,10 @@
       </w:pPr>
       <w:r>
         <w:rPr>
-          <w:sz w:val="28"/>
-          <w:szCs w:val="28"/>
+          <w:noProof/>
+          <w:sz w:val="28"/>
+          <w:szCs w:val="28"/>
+          <w:lang w:eastAsia="ru-RU"/>
         </w:rPr>
         <w:drawing>
           <wp:inline distT="0" distB="0" distL="0" distR="0" wp14:anchorId="2BC56DA5" wp14:editId="731F687B">
@@ -994,6 +1011,346 @@
         </w:rPr>
         <w:t>Вывод:</w:t>
       </w:r>
+    </w:p>
+    <w:p>
+      <w:pPr>
+        <w:rPr>
+          <w:sz w:val="28"/>
+          <w:szCs w:val="28"/>
+        </w:rPr>
+      </w:pPr>
+      <w:r>
+        <w:rPr>
+          <w:sz w:val="28"/>
+          <w:szCs w:val="28"/>
+        </w:rPr>
+        <w:t>В ходе практической работы провели тестирование уязвимости х</w:t>
+      </w:r>
+      <w:r>
+        <w:rPr>
+          <w:sz w:val="28"/>
+          <w:szCs w:val="28"/>
+        </w:rPr>
+        <w:t>ранимая HTML инъекция</w:t>
+      </w:r>
+      <w:r>
+        <w:rPr>
+          <w:sz w:val="28"/>
+          <w:szCs w:val="28"/>
+        </w:rPr>
+        <w:t xml:space="preserve"> с помощью сайта </w:t>
+      </w:r>
+      <w:proofErr w:type="spellStart"/>
+      <w:r>
+        <w:rPr>
+          <w:sz w:val="28"/>
+          <w:szCs w:val="28"/>
+        </w:rPr>
+        <w:t>bWapp</w:t>
+      </w:r>
+      <w:proofErr w:type="spellEnd"/>
+      <w:r>
+        <w:rPr>
+          <w:sz w:val="28"/>
+          <w:szCs w:val="28"/>
+        </w:rPr>
+        <w:t xml:space="preserve">. Далее проверили </w:t>
+      </w:r>
+      <w:r>
+        <w:rPr>
+          <w:sz w:val="28"/>
+          <w:szCs w:val="28"/>
+        </w:rPr>
+        <w:t xml:space="preserve">наличие </w:t>
+      </w:r>
+      <w:r>
+        <w:rPr>
+          <w:sz w:val="28"/>
+          <w:szCs w:val="28"/>
+        </w:rPr>
+        <w:t xml:space="preserve">этой </w:t>
+      </w:r>
+      <w:r>
+        <w:rPr>
+          <w:sz w:val="28"/>
+          <w:szCs w:val="28"/>
+        </w:rPr>
+        <w:t>уязвимости</w:t>
+      </w:r>
+      <w:r>
+        <w:rPr>
+          <w:sz w:val="28"/>
+          <w:szCs w:val="28"/>
+        </w:rPr>
+        <w:t xml:space="preserve"> </w:t>
+      </w:r>
+      <w:proofErr w:type="gramStart"/>
+      <w:r>
+        <w:rPr>
+          <w:sz w:val="28"/>
+          <w:szCs w:val="28"/>
+        </w:rPr>
+        <w:t>на  нашем</w:t>
+      </w:r>
+      <w:proofErr w:type="gramEnd"/>
+      <w:r>
+        <w:rPr>
+          <w:sz w:val="28"/>
+          <w:szCs w:val="28"/>
+        </w:rPr>
+        <w:t xml:space="preserve"> сайте и исправили её.</w:t>
+      </w:r>
+    </w:p>
+    <w:p>
+      <w:pPr>
+        <w:rPr>
+          <w:sz w:val="28"/>
+          <w:szCs w:val="28"/>
+        </w:rPr>
+      </w:pPr>
+    </w:p>
+    <w:p>
+      <w:pPr>
+        <w:rPr>
+          <w:sz w:val="28"/>
+          <w:szCs w:val="28"/>
+        </w:rPr>
+      </w:pPr>
+    </w:p>
+    <w:p>
+      <w:pPr>
+        <w:rPr>
+          <w:sz w:val="28"/>
+          <w:szCs w:val="28"/>
+        </w:rPr>
+      </w:pPr>
+    </w:p>
+    <w:p>
+      <w:pPr>
+        <w:rPr>
+          <w:sz w:val="28"/>
+          <w:szCs w:val="28"/>
+        </w:rPr>
+      </w:pPr>
+      <w:r>
+        <w:rPr>
+          <w:sz w:val="28"/>
+          <w:szCs w:val="28"/>
+        </w:rPr>
+        <w:lastRenderedPageBreak/>
+        <w:t xml:space="preserve">2. Самостоятельно протестировать HTML </w:t>
+      </w:r>
+      <w:proofErr w:type="spellStart"/>
+      <w:r>
+        <w:rPr>
+          <w:sz w:val="28"/>
+          <w:szCs w:val="28"/>
+        </w:rPr>
+        <w:t>Reflected</w:t>
+      </w:r>
+      <w:proofErr w:type="spellEnd"/>
+      <w:r>
+        <w:rPr>
+          <w:sz w:val="28"/>
+          <w:szCs w:val="28"/>
+        </w:rPr>
+        <w:t xml:space="preserve"> (</w:t>
+      </w:r>
+      <w:proofErr w:type="spellStart"/>
+      <w:r>
+        <w:rPr>
+          <w:sz w:val="28"/>
+          <w:szCs w:val="28"/>
+        </w:rPr>
+        <w:t>Get</w:t>
+      </w:r>
+      <w:proofErr w:type="spellEnd"/>
+      <w:r>
+        <w:rPr>
+          <w:sz w:val="28"/>
+          <w:szCs w:val="28"/>
+        </w:rPr>
+        <w:t xml:space="preserve">) уровень </w:t>
+      </w:r>
+      <w:proofErr w:type="spellStart"/>
+      <w:r>
+        <w:rPr>
+          <w:sz w:val="28"/>
+          <w:szCs w:val="28"/>
+        </w:rPr>
+        <w:t>Low</w:t>
+      </w:r>
+      <w:proofErr w:type="spellEnd"/>
+      <w:r>
+        <w:rPr>
+          <w:sz w:val="28"/>
+          <w:szCs w:val="28"/>
+        </w:rPr>
+        <w:t>.</w:t>
+      </w:r>
+    </w:p>
+    <w:p>
+      <w:pPr>
+        <w:rPr>
+          <w:sz w:val="28"/>
+          <w:szCs w:val="28"/>
+          <w:lang w:val="en-US"/>
+        </w:rPr>
+      </w:pPr>
+      <w:r>
+        <w:rPr>
+          <w:sz w:val="28"/>
+          <w:szCs w:val="28"/>
+          <w:lang w:val="en-US"/>
+        </w:rPr>
+        <w:drawing>
+          <wp:inline distT="0" distB="0" distL="0" distR="0" wp14:anchorId="469798EC" wp14:editId="15BA754F">
+            <wp:extent cx="5354726" cy="2096099"/>
+            <wp:effectExtent l="0" t="0" r="0" b="0"/>
+            <wp:docPr id="10" name="Рисунок 10"/>
+            <wp:cNvGraphicFramePr>
+              <a:graphicFrameLocks xmlns:a="http://schemas.openxmlformats.org/drawingml/2006/main" noChangeAspect="1"/>
+            </wp:cNvGraphicFramePr>
+            <a:graphic xmlns:a="http://schemas.openxmlformats.org/drawingml/2006/main">
+              <a:graphicData uri="http://schemas.openxmlformats.org/drawingml/2006/picture">
+                <pic:pic xmlns:pic="http://schemas.openxmlformats.org/drawingml/2006/picture">
+                  <pic:nvPicPr>
+                    <pic:cNvPr id="1" name=""/>
+                    <pic:cNvPicPr/>
+                  </pic:nvPicPr>
+                  <pic:blipFill>
+                    <a:blip r:embed="rId14"/>
+                    <a:stretch>
+                      <a:fillRect/>
+                    </a:stretch>
+                  </pic:blipFill>
+                  <pic:spPr>
+                    <a:xfrm>
+                      <a:off x="0" y="0"/>
+                      <a:ext cx="5373319" cy="2103377"/>
+                    </a:xfrm>
+                    <a:prstGeom prst="rect">
+                      <a:avLst/>
+                    </a:prstGeom>
+                  </pic:spPr>
+                </pic:pic>
+              </a:graphicData>
+            </a:graphic>
+          </wp:inline>
+        </w:drawing>
+      </w:r>
+    </w:p>
+    <w:p>
+      <w:pPr>
+        <w:rPr>
+          <w:sz w:val="28"/>
+          <w:szCs w:val="28"/>
+          <w:lang w:val="en-US"/>
+        </w:rPr>
+      </w:pPr>
+      <w:r>
+        <w:rPr>
+          <w:sz w:val="28"/>
+          <w:szCs w:val="28"/>
+          <w:lang w:val="en-US"/>
+        </w:rPr>
+        <w:drawing>
+          <wp:inline distT="0" distB="0" distL="0" distR="0" wp14:anchorId="58752A14" wp14:editId="571ABAC3">
+            <wp:extent cx="3240633" cy="2157579"/>
+            <wp:effectExtent l="0" t="0" r="0" b="0"/>
+            <wp:docPr id="11" name="Рисунок 11"/>
+            <wp:cNvGraphicFramePr>
+              <a:graphicFrameLocks xmlns:a="http://schemas.openxmlformats.org/drawingml/2006/main" noChangeAspect="1"/>
+            </wp:cNvGraphicFramePr>
+            <a:graphic xmlns:a="http://schemas.openxmlformats.org/drawingml/2006/main">
+              <a:graphicData uri="http://schemas.openxmlformats.org/drawingml/2006/picture">
+                <pic:pic xmlns:pic="http://schemas.openxmlformats.org/drawingml/2006/picture">
+                  <pic:nvPicPr>
+                    <pic:cNvPr id="1" name=""/>
+                    <pic:cNvPicPr/>
+                  </pic:nvPicPr>
+                  <pic:blipFill>
+                    <a:blip r:embed="rId15"/>
+                    <a:stretch>
+                      <a:fillRect/>
+                    </a:stretch>
+                  </pic:blipFill>
+                  <pic:spPr>
+                    <a:xfrm>
+                      <a:off x="0" y="0"/>
+                      <a:ext cx="3248391" cy="2162744"/>
+                    </a:xfrm>
+                    <a:prstGeom prst="rect">
+                      <a:avLst/>
+                    </a:prstGeom>
+                  </pic:spPr>
+                </pic:pic>
+              </a:graphicData>
+            </a:graphic>
+          </wp:inline>
+        </w:drawing>
+      </w:r>
+    </w:p>
+    <w:p>
+      <w:pPr>
+        <w:rPr>
+          <w:sz w:val="28"/>
+          <w:szCs w:val="28"/>
+          <w:lang w:val="en-US"/>
+        </w:rPr>
+      </w:pPr>
+    </w:p>
+    <w:p>
+      <w:pPr>
+        <w:rPr>
+          <w:sz w:val="28"/>
+          <w:szCs w:val="28"/>
+          <w:lang w:val="en-US"/>
+        </w:rPr>
+      </w:pPr>
+      <w:r>
+        <w:rPr>
+          <w:sz w:val="28"/>
+          <w:szCs w:val="28"/>
+          <w:lang w:val="en-US"/>
+        </w:rPr>
+        <w:t xml:space="preserve">2.1 </w:t>
+      </w:r>
+      <w:r>
+        <w:rPr>
+          <w:sz w:val="28"/>
+          <w:szCs w:val="28"/>
+          <w:lang w:val="en-US"/>
+        </w:rPr>
+        <w:t xml:space="preserve">HTML Reflected (Get) </w:t>
+      </w:r>
+      <w:proofErr w:type="spellStart"/>
+      <w:r>
+        <w:rPr>
+          <w:sz w:val="28"/>
+          <w:szCs w:val="28"/>
+          <w:lang w:val="en-US"/>
+        </w:rPr>
+        <w:t>уровень</w:t>
+      </w:r>
+      <w:proofErr w:type="spellEnd"/>
+      <w:r>
+        <w:rPr>
+          <w:sz w:val="28"/>
+          <w:szCs w:val="28"/>
+          <w:lang w:val="en-US"/>
+        </w:rPr>
+        <w:t xml:space="preserve"> Medium</w:t>
+      </w:r>
+    </w:p>
+    <w:p>
+      <w:pPr>
+        <w:rPr>
+          <w:sz w:val="28"/>
+          <w:szCs w:val="28"/>
+          <w:lang w:val="en-US"/>
+        </w:rPr>
+      </w:pPr>
       <w:bookmarkStart w:id="0" w:name="_GoBack"/>
       <w:bookmarkEnd w:id="0"/>
     </w:p>
@@ -1002,89 +1359,9 @@
         <w:rPr>
           <w:sz w:val="28"/>
           <w:szCs w:val="28"/>
-        </w:rPr>
-      </w:pPr>
-      <w:r>
-        <w:rPr>
-          <w:sz w:val="28"/>
-          <w:szCs w:val="28"/>
-        </w:rPr>
-        <w:t>В ходе практической работы провели тестирование уязвимости х</w:t>
-      </w:r>
-      <w:r>
-        <w:rPr>
-          <w:sz w:val="28"/>
-          <w:szCs w:val="28"/>
-        </w:rPr>
-        <w:t>ранимая HTML инъекция</w:t>
-      </w:r>
-      <w:r>
-        <w:rPr>
-          <w:sz w:val="28"/>
-          <w:szCs w:val="28"/>
-        </w:rPr>
-        <w:t xml:space="preserve"> с помощью сайта </w:t>
-      </w:r>
-      <w:proofErr w:type="spellStart"/>
-      <w:r>
-        <w:rPr>
-          <w:sz w:val="28"/>
-          <w:szCs w:val="28"/>
-        </w:rPr>
-        <w:t>bWapp</w:t>
-      </w:r>
-      <w:proofErr w:type="spellEnd"/>
-      <w:r>
-        <w:rPr>
-          <w:sz w:val="28"/>
-          <w:szCs w:val="28"/>
-        </w:rPr>
-        <w:t xml:space="preserve">. Далее проверили </w:t>
-      </w:r>
-      <w:r>
-        <w:rPr>
-          <w:sz w:val="28"/>
-          <w:szCs w:val="28"/>
-        </w:rPr>
-        <w:t xml:space="preserve">наличие </w:t>
-      </w:r>
-      <w:r>
-        <w:rPr>
-          <w:sz w:val="28"/>
-          <w:szCs w:val="28"/>
-        </w:rPr>
-        <w:t xml:space="preserve">этой </w:t>
-      </w:r>
-      <w:r>
-        <w:rPr>
-          <w:sz w:val="28"/>
-          <w:szCs w:val="28"/>
-        </w:rPr>
-        <w:t>уязвимости</w:t>
-      </w:r>
-      <w:r>
-        <w:rPr>
-          <w:sz w:val="28"/>
-          <w:szCs w:val="28"/>
-        </w:rPr>
-        <w:t xml:space="preserve"> </w:t>
-      </w:r>
-      <w:proofErr w:type="gramStart"/>
-      <w:r>
-        <w:rPr>
-          <w:sz w:val="28"/>
-          <w:szCs w:val="28"/>
-        </w:rPr>
-        <w:t>на  нашем</w:t>
-      </w:r>
-      <w:proofErr w:type="gramEnd"/>
-      <w:r>
-        <w:rPr>
-          <w:sz w:val="28"/>
-          <w:szCs w:val="28"/>
-        </w:rPr>
-        <w:t xml:space="preserve"> сайте и исправили её.</w:t>
-      </w:r>
+          <w:lang w:val="en-US"/>
+        </w:rPr>
+      </w:pPr>
     </w:p>
     <w:sectPr>
       <w:pgSz w:w="11906" w:h="16838"/>
@@ -1706,6 +1983,7 @@
   <w:style w:type="character" w:default="1" w:styleId="a0">
     <w:name w:val="Default Paragraph Font"/>
     <w:uiPriority w:val="1"/>
+    <w:semiHidden/>
     <w:unhideWhenUsed/>
   </w:style>
   <w:style w:type="table" w:default="1" w:styleId="a1">
